--- a/Templates/litigation_report.docx
+++ b/Templates/litigation_report.docx
@@ -469,8 +469,7 @@
           <w:bCs/>
           <w:u w:val="single"/>
         </w:rPr>
-        <w:lastRenderedPageBreak/>
-        <w:t>PROCEDURAL HISTORY</w:t>
+        <w:t>PROCEDURAL STATUS</w:t>
       </w:r>
     </w:p>
     <w:p>

--- a/Templates/litigation_report.docx
+++ b/Templates/litigation_report.docx
@@ -4525,6 +4525,22 @@
       </w:pPr>
       <w:r/>
     </w:p>
+    <w:p/>
+    <w:p>
+      <w:r>
+        <w:rPr>
+          <w:b/>
+          <w:u w:val="single"/>
+        </w:rPr>
+        <w:t>EXPERTS</w:t>
+      </w:r>
+    </w:p>
+    <w:p>
+      <w:r>
+        <w:t>{{ experts }}</w:t>
+      </w:r>
+    </w:p>
+    <w:p/>
     <w:p>
       <w:pPr>
         <w:rPr>
